--- a/output/投研舆情晨报_2026-09-16.docx
+++ b/output/投研舆情晨报_2026-09-16.docx
@@ -19,7 +19,7 @@
           <w:color w:val="8A939E"/>
           <w:sz w:val="18"/>
         </w:rPr>
-        <w:t>覆盖 4 家媒体 · 入库 2,676 条 · 去重后 2,204 条 · 识别热点 56 个</w:t>
+        <w:t>覆盖 4 家媒体 · 入库 2,800 条 · 去重后 2,310 条 · 识别热点 63 个</w:t>
       </w:r>
     </w:p>
     <w:p>
@@ -250,6 +250,68 @@
           </w:tcPr>
           <w:p>
             <w:r>
+              <w:t>0.709</w:t>
+            </w:r>
+          </w:p>
+        </w:tc>
+        <w:tc>
+          <w:tcPr>
+            <w:tcW w:type="dxa" w:w="1440"/>
+          </w:tcPr>
+          <w:p>
+            <w:r>
+              <w:t>爆点</w:t>
+            </w:r>
+          </w:p>
+        </w:tc>
+        <w:tc>
+          <w:tcPr>
+            <w:tcW w:type="dxa" w:w="1440"/>
+          </w:tcPr>
+          <w:p>
+            <w:r>
+              <w:t>宏观政策</w:t>
+            </w:r>
+          </w:p>
+        </w:tc>
+        <w:tc>
+          <w:tcPr>
+            <w:tcW w:type="dxa" w:w="1440"/>
+          </w:tcPr>
+          <w:p>
+            <w:r>
+              <w:t>结束两个月加量！央行等量续作5000亿元买断式逆回购，有何考</w:t>
+            </w:r>
+          </w:p>
+        </w:tc>
+        <w:tc>
+          <w:tcPr>
+            <w:tcW w:type="dxa" w:w="1440"/>
+          </w:tcPr>
+          <w:p>
+            <w:r>
+              <w:t>8/4</w:t>
+            </w:r>
+          </w:p>
+        </w:tc>
+      </w:tr>
+      <w:tr>
+        <w:tc>
+          <w:tcPr>
+            <w:tcW w:type="dxa" w:w="1440"/>
+          </w:tcPr>
+          <w:p>
+            <w:r>
+              <w:t>4</w:t>
+            </w:r>
+          </w:p>
+        </w:tc>
+        <w:tc>
+          <w:tcPr>
+            <w:tcW w:type="dxa" w:w="1440"/>
+          </w:tcPr>
+          <w:p>
+            <w:r>
               <w:t>0.708</w:t>
             </w:r>
           </w:p>
@@ -302,7 +364,7 @@
           </w:tcPr>
           <w:p>
             <w:r>
-              <w:t>4</w:t>
+              <w:t>5</w:t>
             </w:r>
           </w:p>
         </w:tc>
@@ -364,7 +426,7 @@
           </w:tcPr>
           <w:p>
             <w:r>
-              <w:t>5</w:t>
+              <w:t>6</w:t>
             </w:r>
           </w:p>
         </w:tc>
@@ -426,7 +488,7 @@
           </w:tcPr>
           <w:p>
             <w:r>
-              <w:t>6</w:t>
+              <w:t>7</w:t>
             </w:r>
           </w:p>
         </w:tc>
@@ -488,7 +550,7 @@
           </w:tcPr>
           <w:p>
             <w:r>
-              <w:t>7</w:t>
+              <w:t>8</w:t>
             </w:r>
           </w:p>
         </w:tc>
@@ -550,7 +612,7 @@
           </w:tcPr>
           <w:p>
             <w:r>
-              <w:t>8</w:t>
+              <w:t>9</w:t>
             </w:r>
           </w:p>
         </w:tc>
@@ -612,7 +674,7 @@
           </w:tcPr>
           <w:p>
             <w:r>
-              <w:t>9</w:t>
+              <w:t>10</w:t>
             </w:r>
           </w:p>
         </w:tc>
@@ -653,68 +715,6 @@
           <w:p>
             <w:r>
               <w:t>快讯：现货黄金失守4300美元/盎司，日内跌1.11%。</w:t>
-            </w:r>
-          </w:p>
-        </w:tc>
-        <w:tc>
-          <w:tcPr>
-            <w:tcW w:type="dxa" w:w="1440"/>
-          </w:tcPr>
-          <w:p>
-            <w:r>
-              <w:t>4/3</w:t>
-            </w:r>
-          </w:p>
-        </w:tc>
-      </w:tr>
-      <w:tr>
-        <w:tc>
-          <w:tcPr>
-            <w:tcW w:type="dxa" w:w="1440"/>
-          </w:tcPr>
-          <w:p>
-            <w:r>
-              <w:t>10</w:t>
-            </w:r>
-          </w:p>
-        </w:tc>
-        <w:tc>
-          <w:tcPr>
-            <w:tcW w:type="dxa" w:w="1440"/>
-          </w:tcPr>
-          <w:p>
-            <w:r>
-              <w:t>0.595</w:t>
-            </w:r>
-          </w:p>
-        </w:tc>
-        <w:tc>
-          <w:tcPr>
-            <w:tcW w:type="dxa" w:w="1440"/>
-          </w:tcPr>
-          <w:p>
-            <w:r>
-              <w:t>高热</w:t>
-            </w:r>
-          </w:p>
-        </w:tc>
-        <w:tc>
-          <w:tcPr>
-            <w:tcW w:type="dxa" w:w="1440"/>
-          </w:tcPr>
-          <w:p>
-            <w:r>
-              <w:t>国际市场</w:t>
-            </w:r>
-          </w:p>
-        </w:tc>
-        <w:tc>
-          <w:tcPr>
-            <w:tcW w:type="dxa" w:w="1440"/>
-          </w:tcPr>
-          <w:p>
-            <w:r>
-              <w:t>人民币兑美元中间价报6.7670，创2023年2月3日以来新</w:t>
             </w:r>
           </w:p>
         </w:tc>
@@ -812,7 +812,7 @@
           <w:color w:val="8A939E"/>
           <w:sz w:val="17"/>
         </w:rPr>
-        <w:t>引用：[1]9月15日隔夜要闻：欧美股指收跌 油价上涨 10年期 / [2]9月16日隔夜要闻：美股三大指数收跌 沙特供应风险推 / [3]10年期美债收益率升破5%，美股三大股指全线下挫，纳 / [4]中信建投期货：9月16日黑色系早报</w:t>
+        <w:t>引用：[1]9月15日隔夜要闻：欧美股指收跌 油价上涨 10年期 / [2]9月16日隔夜要闻：美股三大指数收跌 沙特供应风险推 / [3]10年期美债收益率升破5%，美股三大股指全线下挫，纳 / [4]9月16日美股收盘：三大指数收跌 油价回升 10年期</w:t>
       </w:r>
     </w:p>
     <w:p>
@@ -887,6 +887,80 @@
           <w:sz w:val="17"/>
         </w:rPr>
         <w:t>引用：[1]两部门：推进第五代精简指令集（RISC-V）研发与产 / [2]两部门：加强端侧大模型、计算芯片、存储芯片、操作系统 / [3]两部门：提升人工智能芯片设计水平 / [4]两部门：加快发展电子设计自动化工具（EDA）和知识产</w:t>
+      </w:r>
+    </w:p>
+    <w:p>
+      <w:pPr>
+        <w:pStyle w:val="Heading2"/>
+      </w:pPr>
+      <w:r>
+        <w:t>结束两个月加量！央行等量续作5000亿元买断式逆回购，有何考量？</w:t>
+      </w:r>
+    </w:p>
+    <w:p>
+      <w:r>
+        <w:rPr>
+          <w:color w:val="8A939E"/>
+          <w:sz w:val="18"/>
+        </w:rPr>
+        <w:t>热度 0.709（爆点）· 8 篇 / 4 家媒体 · 宏观政策</w:t>
+      </w:r>
+    </w:p>
+    <w:p>
+      <w:r>
+        <w:rPr>
+          <w:b/>
+          <w:color w:val="16324F"/>
+        </w:rPr>
+        <w:t>事件概述：</w:t>
+      </w:r>
+      <w:r>
+        <w:t>「结束两个月加量！央行等量续作5000亿元买断式逆回购，有何考量？」由 8 篇报道聚合而成，覆盖 4 家媒体，热度 0.709（爆点），所属板块类目：宏观政策。</w:t>
+      </w:r>
+    </w:p>
+    <w:p>
+      <w:r>
+        <w:rPr>
+          <w:b/>
+          <w:color w:val="16324F"/>
+        </w:rPr>
+        <w:t>关键信息：</w:t>
+      </w:r>
+      <w:r>
+        <w:t>结束两个月加量！央行等量续作5000亿元买断式逆回购，有何考量？；中国央行将等量续作6个月期买断式逆回购；流动性“收长放短”，9月买断式逆回购停止加量</w:t>
+      </w:r>
+    </w:p>
+    <w:p>
+      <w:r>
+        <w:rPr>
+          <w:b/>
+          <w:color w:val="16324F"/>
+        </w:rPr>
+        <w:t>市场影响：</w:t>
+      </w:r>
+      <w:r>
+        <w:t>关联板块代码：本簇未携带板块标签。（LLM 不可用，未生成研判，以上为检索与统计事实）</w:t>
+      </w:r>
+    </w:p>
+    <w:p>
+      <w:r>
+        <w:rPr>
+          <w:b/>
+          <w:color w:val="16324F"/>
+        </w:rPr>
+        <w:t>关注要点：</w:t>
+      </w:r>
+      <w:r>
+        <w:t>建议人工复核该事件的后续进展与板块联动。</w:t>
+      </w:r>
+    </w:p>
+    <w:p>
+      <w:r>
+        <w:rPr>
+          <w:color w:val="8A939E"/>
+          <w:sz w:val="17"/>
+        </w:rPr>
+        <w:t>引用：[1]结束两个月加量！央行等量续作5000亿元买断式逆回购 / [2]中国央行将等量续作6个月期买断式逆回购 / [3]流动性“收长放短”，9月买断式逆回购停止加量 / [4]央行等量续做6个月期买断式逆回购</w:t>
       </w:r>
     </w:p>
     <w:p>
@@ -1039,80 +1113,6 @@
     </w:p>
     <w:p>
       <w:pPr>
-        <w:pStyle w:val="Heading2"/>
-      </w:pPr>
-      <w:r>
-        <w:t>同程旅行：坚决落实在线酒店预订平台服务行业合规要求 反对“内卷式”的恶性竞争</w:t>
-      </w:r>
-    </w:p>
-    <w:p>
-      <w:r>
-        <w:rPr>
-          <w:color w:val="8A939E"/>
-          <w:sz w:val="18"/>
-        </w:rPr>
-        <w:t>热度 0.664（爆点）· 7 篇 / 4 家媒体 · 综合</w:t>
-      </w:r>
-    </w:p>
-    <w:p>
-      <w:r>
-        <w:rPr>
-          <w:b/>
-          <w:color w:val="16324F"/>
-        </w:rPr>
-        <w:t>事件概述：</w:t>
-      </w:r>
-      <w:r>
-        <w:t>「同程旅行：坚决落实在线酒店预订平台服务行业合规要求 反对“内卷式”的恶性竞争」由 7 篇报道聚合而成，覆盖 4 家媒体，热度 0.664（爆点），所属板块类目：综合。</w:t>
-      </w:r>
-    </w:p>
-    <w:p>
-      <w:r>
-        <w:rPr>
-          <w:b/>
-          <w:color w:val="16324F"/>
-        </w:rPr>
-        <w:t>关键信息：</w:t>
-      </w:r>
-      <w:r>
-        <w:t>同程旅行：坚决落实在线酒店预订平台服务行业合规要求 反对“内卷式”的恶性竞争；美团：坚决落实在线酒店预订平台服务行业合规要求；携程集团：坚决落实在线酒店预订行业合规要求</w:t>
-      </w:r>
-    </w:p>
-    <w:p>
-      <w:r>
-        <w:rPr>
-          <w:b/>
-          <w:color w:val="16324F"/>
-        </w:rPr>
-        <w:t>市场影响：</w:t>
-      </w:r>
-      <w:r>
-        <w:t>关联板块代码：BK1560、BK000118。（LLM 不可用，未生成研判，以上为检索与统计事实）</w:t>
-      </w:r>
-    </w:p>
-    <w:p>
-      <w:r>
-        <w:rPr>
-          <w:b/>
-          <w:color w:val="16324F"/>
-        </w:rPr>
-        <w:t>关注要点：</w:t>
-      </w:r>
-      <w:r>
-        <w:t>建议人工复核该事件的后续进展与板块联动。</w:t>
-      </w:r>
-    </w:p>
-    <w:p>
-      <w:r>
-        <w:rPr>
-          <w:color w:val="8A939E"/>
-          <w:sz w:val="17"/>
-        </w:rPr>
-        <w:t>引用：[1]同程旅行：坚决落实在线酒店预订平台服务行业合规要求  / [2]美团：坚决落实在线酒店预订平台服务行业合规要求 / [3]携程集团：坚决落实在线酒店预订行业合规要求 / [4]针对“全网最低价”等问题，两部门开展行政指导！</w:t>
-      </w:r>
-    </w:p>
-    <w:p>
-      <w:pPr>
         <w:pStyle w:val="Heading1"/>
       </w:pPr>
       <w:r>
@@ -1127,7 +1127,7 @@
         <w:pStyle w:val="ListBullet"/>
       </w:pPr>
       <w:r>
-        <w:t>采集：4 家媒体公开接口，累计入库 2,676 条</w:t>
+        <w:t>采集：4 家媒体公开接口，累计入库 2,800 条</w:t>
       </w:r>
     </w:p>
     <w:p>
@@ -1135,7 +1135,7 @@
         <w:pStyle w:val="ListBullet"/>
       </w:pPr>
       <w:r>
-        <w:t>三层去重：2,476 → 2,204 条（精确107/SimHash5/语义160）</w:t>
+        <w:t>三层去重：2,600 → 2,310 条（精确110/SimHash6/语义174）</w:t>
       </w:r>
     </w:p>
     <w:p>

--- a/output/投研舆情晨报_2026-09-16.docx
+++ b/output/投研舆情晨报_2026-09-16.docx
@@ -19,7 +19,7 @@
           <w:color w:val="8A939E"/>
           <w:sz w:val="18"/>
         </w:rPr>
-        <w:t>覆盖 4 家媒体 · 入库 2,800 条 · 去重后 2,310 条 · 识别热点 63 个</w:t>
+        <w:t>覆盖 6 家媒体 · 入库 3,147 条 · 去重后 2,570 条 · 识别热点 65 个</w:t>
       </w:r>
     </w:p>
     <w:p>
@@ -126,7 +126,7 @@
           </w:tcPr>
           <w:p>
             <w:r>
-              <w:t>0.794</w:t>
+              <w:t>0.738</w:t>
             </w:r>
           </w:p>
         </w:tc>
@@ -188,7 +188,131 @@
           </w:tcPr>
           <w:p>
             <w:r>
-              <w:t>0.758</w:t>
+              <w:t>0.720</w:t>
+            </w:r>
+          </w:p>
+        </w:tc>
+        <w:tc>
+          <w:tcPr>
+            <w:tcW w:type="dxa" w:w="1440"/>
+          </w:tcPr>
+          <w:p>
+            <w:r>
+              <w:t>爆点</w:t>
+            </w:r>
+          </w:p>
+        </w:tc>
+        <w:tc>
+          <w:tcPr>
+            <w:tcW w:type="dxa" w:w="1440"/>
+          </w:tcPr>
+          <w:p>
+            <w:r>
+              <w:t>综合</w:t>
+            </w:r>
+          </w:p>
+        </w:tc>
+        <w:tc>
+          <w:tcPr>
+            <w:tcW w:type="dxa" w:w="1440"/>
+          </w:tcPr>
+          <w:p>
+            <w:r>
+              <w:t>华为放权，问界大调整：产品、营销、销售、服务均由赛力斯主导，</w:t>
+            </w:r>
+          </w:p>
+        </w:tc>
+        <w:tc>
+          <w:tcPr>
+            <w:tcW w:type="dxa" w:w="1440"/>
+          </w:tcPr>
+          <w:p>
+            <w:r>
+              <w:t>20/3</w:t>
+            </w:r>
+          </w:p>
+        </w:tc>
+      </w:tr>
+      <w:tr>
+        <w:tc>
+          <w:tcPr>
+            <w:tcW w:type="dxa" w:w="1440"/>
+          </w:tcPr>
+          <w:p>
+            <w:r>
+              <w:t>3</w:t>
+            </w:r>
+          </w:p>
+        </w:tc>
+        <w:tc>
+          <w:tcPr>
+            <w:tcW w:type="dxa" w:w="1440"/>
+          </w:tcPr>
+          <w:p>
+            <w:r>
+              <w:t>0.719</w:t>
+            </w:r>
+          </w:p>
+        </w:tc>
+        <w:tc>
+          <w:tcPr>
+            <w:tcW w:type="dxa" w:w="1440"/>
+          </w:tcPr>
+          <w:p>
+            <w:r>
+              <w:t>爆点</w:t>
+            </w:r>
+          </w:p>
+        </w:tc>
+        <w:tc>
+          <w:tcPr>
+            <w:tcW w:type="dxa" w:w="1440"/>
+          </w:tcPr>
+          <w:p>
+            <w:r>
+              <w:t>综合</w:t>
+            </w:r>
+          </w:p>
+        </w:tc>
+        <w:tc>
+          <w:tcPr>
+            <w:tcW w:type="dxa" w:w="1440"/>
+          </w:tcPr>
+          <w:p>
+            <w:r>
+              <w:t>助力国家在功率半导体领域取得领先，香港2027年成立国家制造</w:t>
+            </w:r>
+          </w:p>
+        </w:tc>
+        <w:tc>
+          <w:tcPr>
+            <w:tcW w:type="dxa" w:w="1440"/>
+          </w:tcPr>
+          <w:p>
+            <w:r>
+              <w:t>19/3</w:t>
+            </w:r>
+          </w:p>
+        </w:tc>
+      </w:tr>
+      <w:tr>
+        <w:tc>
+          <w:tcPr>
+            <w:tcW w:type="dxa" w:w="1440"/>
+          </w:tcPr>
+          <w:p>
+            <w:r>
+              <w:t>4</w:t>
+            </w:r>
+          </w:p>
+        </w:tc>
+        <w:tc>
+          <w:tcPr>
+            <w:tcW w:type="dxa" w:w="1440"/>
+          </w:tcPr>
+          <w:p>
+            <w:r>
+              <w:t>0.702</w:t>
             </w:r>
           </w:p>
         </w:tc>
@@ -240,7 +364,7 @@
           </w:tcPr>
           <w:p>
             <w:r>
-              <w:t>3</w:t>
+              <w:t>5</w:t>
             </w:r>
           </w:p>
         </w:tc>
@@ -250,7 +374,69 @@
           </w:tcPr>
           <w:p>
             <w:r>
-              <w:t>0.709</w:t>
+              <w:t>0.694</w:t>
+            </w:r>
+          </w:p>
+        </w:tc>
+        <w:tc>
+          <w:tcPr>
+            <w:tcW w:type="dxa" w:w="1440"/>
+          </w:tcPr>
+          <w:p>
+            <w:r>
+              <w:t>爆点</w:t>
+            </w:r>
+          </w:p>
+        </w:tc>
+        <w:tc>
+          <w:tcPr>
+            <w:tcW w:type="dxa" w:w="1440"/>
+          </w:tcPr>
+          <w:p>
+            <w:r>
+              <w:t>金融市场</w:t>
+            </w:r>
+          </w:p>
+        </w:tc>
+        <w:tc>
+          <w:tcPr>
+            <w:tcW w:type="dxa" w:w="1440"/>
+          </w:tcPr>
+          <w:p>
+            <w:r>
+              <w:t>科创芯片板块回暖，科创芯片ETF易方达（589130）涨2.</w:t>
+            </w:r>
+          </w:p>
+        </w:tc>
+        <w:tc>
+          <w:tcPr>
+            <w:tcW w:type="dxa" w:w="1440"/>
+          </w:tcPr>
+          <w:p>
+            <w:r>
+              <w:t>27/4</w:t>
+            </w:r>
+          </w:p>
+        </w:tc>
+      </w:tr>
+      <w:tr>
+        <w:tc>
+          <w:tcPr>
+            <w:tcW w:type="dxa" w:w="1440"/>
+          </w:tcPr>
+          <w:p>
+            <w:r>
+              <w:t>6</w:t>
+            </w:r>
+          </w:p>
+        </w:tc>
+        <w:tc>
+          <w:tcPr>
+            <w:tcW w:type="dxa" w:w="1440"/>
+          </w:tcPr>
+          <w:p>
+            <w:r>
+              <w:t>0.648</w:t>
             </w:r>
           </w:p>
         </w:tc>
@@ -302,7 +488,7 @@
           </w:tcPr>
           <w:p>
             <w:r>
-              <w:t>4</w:t>
+              <w:t>7</w:t>
             </w:r>
           </w:p>
         </w:tc>
@@ -312,7 +498,7 @@
           </w:tcPr>
           <w:p>
             <w:r>
-              <w:t>0.708</w:t>
+              <w:t>0.637</w:t>
             </w:r>
           </w:p>
         </w:tc>
@@ -322,7 +508,7 @@
           </w:tcPr>
           <w:p>
             <w:r>
-              <w:t>爆点</w:t>
+              <w:t>高热</w:t>
             </w:r>
           </w:p>
         </w:tc>
@@ -332,69 +518,7 @@
           </w:tcPr>
           <w:p>
             <w:r>
-              <w:t>综合</w:t>
-            </w:r>
-          </w:p>
-        </w:tc>
-        <w:tc>
-          <w:tcPr>
-            <w:tcW w:type="dxa" w:w="1440"/>
-          </w:tcPr>
-          <w:p>
-            <w:r>
-              <w:t>华为放权，问界大调整：产品、营销、销售、服务均由赛力斯主导，</w:t>
-            </w:r>
-          </w:p>
-        </w:tc>
-        <w:tc>
-          <w:tcPr>
-            <w:tcW w:type="dxa" w:w="1440"/>
-          </w:tcPr>
-          <w:p>
-            <w:r>
-              <w:t>18/2</w:t>
-            </w:r>
-          </w:p>
-        </w:tc>
-      </w:tr>
-      <w:tr>
-        <w:tc>
-          <w:tcPr>
-            <w:tcW w:type="dxa" w:w="1440"/>
-          </w:tcPr>
-          <w:p>
-            <w:r>
-              <w:t>5</w:t>
-            </w:r>
-          </w:p>
-        </w:tc>
-        <w:tc>
-          <w:tcPr>
-            <w:tcW w:type="dxa" w:w="1440"/>
-          </w:tcPr>
-          <w:p>
-            <w:r>
-              <w:t>0.679</w:t>
-            </w:r>
-          </w:p>
-        </w:tc>
-        <w:tc>
-          <w:tcPr>
-            <w:tcW w:type="dxa" w:w="1440"/>
-          </w:tcPr>
-          <w:p>
-            <w:r>
-              <w:t>爆点</w:t>
-            </w:r>
-          </w:p>
-        </w:tc>
-        <w:tc>
-          <w:tcPr>
-            <w:tcW w:type="dxa" w:w="1440"/>
-          </w:tcPr>
-          <w:p>
-            <w:r>
-              <w:t>宏观政策</w:t>
+              <w:t>国际市场</w:t>
             </w:r>
           </w:p>
         </w:tc>
@@ -426,7 +550,7 @@
           </w:tcPr>
           <w:p>
             <w:r>
-              <w:t>6</w:t>
+              <w:t>8</w:t>
             </w:r>
           </w:p>
         </w:tc>
@@ -436,7 +560,7 @@
           </w:tcPr>
           <w:p>
             <w:r>
-              <w:t>0.664</w:t>
+              <w:t>0.603</w:t>
             </w:r>
           </w:p>
         </w:tc>
@@ -446,7 +570,7 @@
           </w:tcPr>
           <w:p>
             <w:r>
-              <w:t>爆点</w:t>
+              <w:t>高热</w:t>
             </w:r>
           </w:p>
         </w:tc>
@@ -456,7 +580,7 @@
           </w:tcPr>
           <w:p>
             <w:r>
-              <w:t>综合</w:t>
+              <w:t>消费零售</w:t>
             </w:r>
           </w:p>
         </w:tc>
@@ -488,7 +612,7 @@
           </w:tcPr>
           <w:p>
             <w:r>
-              <w:t>7</w:t>
+              <w:t>9</w:t>
             </w:r>
           </w:p>
         </w:tc>
@@ -498,7 +622,7 @@
           </w:tcPr>
           <w:p>
             <w:r>
-              <w:t>0.639</w:t>
+              <w:t>0.590</w:t>
             </w:r>
           </w:p>
         </w:tc>
@@ -518,7 +642,7 @@
           </w:tcPr>
           <w:p>
             <w:r>
-              <w:t>国际市场</w:t>
+              <w:t>大宗与能化</w:t>
             </w:r>
           </w:p>
         </w:tc>
@@ -550,7 +674,7 @@
           </w:tcPr>
           <w:p>
             <w:r>
-              <w:t>8</w:t>
+              <w:t>10</w:t>
             </w:r>
           </w:p>
         </w:tc>
@@ -560,7 +684,7 @@
           </w:tcPr>
           <w:p>
             <w:r>
-              <w:t>0.637</w:t>
+              <w:t>0.588</w:t>
             </w:r>
           </w:p>
         </w:tc>
@@ -580,7 +704,7 @@
           </w:tcPr>
           <w:p>
             <w:r>
-              <w:t>汽车出行</w:t>
+              <w:t>综合</w:t>
             </w:r>
           </w:p>
         </w:tc>
@@ -601,130 +725,6 @@
           <w:p>
             <w:r>
               <w:t>9/3</w:t>
-            </w:r>
-          </w:p>
-        </w:tc>
-      </w:tr>
-      <w:tr>
-        <w:tc>
-          <w:tcPr>
-            <w:tcW w:type="dxa" w:w="1440"/>
-          </w:tcPr>
-          <w:p>
-            <w:r>
-              <w:t>9</w:t>
-            </w:r>
-          </w:p>
-        </w:tc>
-        <w:tc>
-          <w:tcPr>
-            <w:tcW w:type="dxa" w:w="1440"/>
-          </w:tcPr>
-          <w:p>
-            <w:r>
-              <w:t>0.624</w:t>
-            </w:r>
-          </w:p>
-        </w:tc>
-        <w:tc>
-          <w:tcPr>
-            <w:tcW w:type="dxa" w:w="1440"/>
-          </w:tcPr>
-          <w:p>
-            <w:r>
-              <w:t>高热</w:t>
-            </w:r>
-          </w:p>
-        </w:tc>
-        <w:tc>
-          <w:tcPr>
-            <w:tcW w:type="dxa" w:w="1440"/>
-          </w:tcPr>
-          <w:p>
-            <w:r>
-              <w:t>国际市场</w:t>
-            </w:r>
-          </w:p>
-        </w:tc>
-        <w:tc>
-          <w:tcPr>
-            <w:tcW w:type="dxa" w:w="1440"/>
-          </w:tcPr>
-          <w:p>
-            <w:r>
-              <w:t>沙特东西输油管道大部分运力或停摆三至五周，红海出口通道再度受</w:t>
-            </w:r>
-          </w:p>
-        </w:tc>
-        <w:tc>
-          <w:tcPr>
-            <w:tcW w:type="dxa" w:w="1440"/>
-          </w:tcPr>
-          <w:p>
-            <w:r>
-              <w:t>8/2</w:t>
-            </w:r>
-          </w:p>
-        </w:tc>
-      </w:tr>
-      <w:tr>
-        <w:tc>
-          <w:tcPr>
-            <w:tcW w:type="dxa" w:w="1440"/>
-          </w:tcPr>
-          <w:p>
-            <w:r>
-              <w:t>10</w:t>
-            </w:r>
-          </w:p>
-        </w:tc>
-        <w:tc>
-          <w:tcPr>
-            <w:tcW w:type="dxa" w:w="1440"/>
-          </w:tcPr>
-          <w:p>
-            <w:r>
-              <w:t>0.595</w:t>
-            </w:r>
-          </w:p>
-        </w:tc>
-        <w:tc>
-          <w:tcPr>
-            <w:tcW w:type="dxa" w:w="1440"/>
-          </w:tcPr>
-          <w:p>
-            <w:r>
-              <w:t>高热</w:t>
-            </w:r>
-          </w:p>
-        </w:tc>
-        <w:tc>
-          <w:tcPr>
-            <w:tcW w:type="dxa" w:w="1440"/>
-          </w:tcPr>
-          <w:p>
-            <w:r>
-              <w:t>国际市场</w:t>
-            </w:r>
-          </w:p>
-        </w:tc>
-        <w:tc>
-          <w:tcPr>
-            <w:tcW w:type="dxa" w:w="1440"/>
-          </w:tcPr>
-          <w:p>
-            <w:r>
-              <w:t>快讯：现货黄金失守4300美元/盎司，日内跌1.11%。</w:t>
-            </w:r>
-          </w:p>
-        </w:tc>
-        <w:tc>
-          <w:tcPr>
-            <w:tcW w:type="dxa" w:w="1440"/>
-          </w:tcPr>
-          <w:p>
-            <w:r>
-              <w:t>4/3</w:t>
             </w:r>
           </w:p>
         </w:tc>
@@ -755,7 +755,7 @@
           <w:color w:val="8A939E"/>
           <w:sz w:val="18"/>
         </w:rPr>
-        <w:t>热度 0.794（爆点）· 22 篇 / 3 家媒体 · AI与大模型</w:t>
+        <w:t>热度 0.738（爆点）· 22 篇 / 3 家媒体 · AI与大模型</w:t>
       </w:r>
     </w:p>
     <w:p>
@@ -767,7 +767,7 @@
         <w:t>事件概述：</w:t>
       </w:r>
       <w:r>
-        <w:t>「9月15日隔夜要闻：欧美股指收跌 油价上涨 10年期美债收益率突破5% 华尔街大行股价重挫」由 22 篇报道聚合而成，覆盖 3 家媒体，热度 0.794（爆点），所属板块类目：AI与大模型。</w:t>
+        <w:t>「9月15日隔夜要闻：欧美股指收跌 油价上涨 10年期美债收益率突破5% 华尔街大行股价重挫」由 22 篇报道聚合而成，覆盖 3 家媒体，热度 0.738（爆点），所属板块类目：AI与大模型。</w:t>
       </w:r>
     </w:p>
     <w:p>
@@ -820,7 +820,7 @@
         <w:pStyle w:val="Heading2"/>
       </w:pPr>
       <w:r>
-        <w:t>两部门：推进第五代精简指令集（RISC-V）研发与产业化 支持RISC-V芯片在人工智能</w:t>
+        <w:t>华为放权，问界大调整：产品、营销、销售、服务均由赛力斯主导，华为仅赋能！知情人：以后问界</w:t>
       </w:r>
     </w:p>
     <w:p>
@@ -829,7 +829,7 @@
           <w:color w:val="8A939E"/>
           <w:sz w:val="18"/>
         </w:rPr>
-        <w:t>热度 0.758（爆点）· 18 篇 / 3 家媒体 · 综合</w:t>
+        <w:t>热度 0.720（爆点）· 20 篇 / 3 家媒体 · 综合</w:t>
       </w:r>
     </w:p>
     <w:p>
@@ -841,7 +841,155 @@
         <w:t>事件概述：</w:t>
       </w:r>
       <w:r>
-        <w:t>「两部门：推进第五代精简指令集（RISC-V）研发与产业化 支持RISC-V芯片在人工智能、嵌入式」由 18 篇报道聚合而成，覆盖 3 家媒体，热度 0.758（爆点），所属板块类目：综合。</w:t>
+        <w:t>「华为放权，问界大调整：产品、营销、销售、服务均由赛力斯主导，华为仅赋能！知情人：以后问界门店只卖」由 20 篇报道聚合而成，覆盖 3 家媒体，热度 0.72（爆点），所属板块类目：综合。</w:t>
+      </w:r>
+    </w:p>
+    <w:p>
+      <w:r>
+        <w:rPr>
+          <w:b/>
+          <w:color w:val="16324F"/>
+        </w:rPr>
+        <w:t>关键信息：</w:t>
+      </w:r>
+      <w:r>
+        <w:t>华为放权，问界大调整：产品、营销、销售、服务均由赛力斯主导，华为仅赋能！知情人：；华为“放手”，赛力斯接手：问界主导权交接的一本账；问界合作模式调整：赛力斯主导全链条，华为赋能</w:t>
+      </w:r>
+    </w:p>
+    <w:p>
+      <w:r>
+        <w:rPr>
+          <w:b/>
+          <w:color w:val="16324F"/>
+        </w:rPr>
+        <w:t>市场影响：</w:t>
+      </w:r>
+      <w:r>
+        <w:t>关联板块代码：BK0854、BK000293。（LLM 不可用，未生成研判，以上为检索与统计事实）</w:t>
+      </w:r>
+    </w:p>
+    <w:p>
+      <w:r>
+        <w:rPr>
+          <w:b/>
+          <w:color w:val="16324F"/>
+        </w:rPr>
+        <w:t>关注要点：</w:t>
+      </w:r>
+      <w:r>
+        <w:t>建议人工复核该事件的后续进展与板块联动。</w:t>
+      </w:r>
+    </w:p>
+    <w:p>
+      <w:r>
+        <w:rPr>
+          <w:color w:val="8A939E"/>
+          <w:sz w:val="17"/>
+        </w:rPr>
+        <w:t>引用：[1]华为放权，问界大调整：产品、营销、销售、服务均由赛力 / [2]华为“放手”，赛力斯接手：问界主导权交接的一本账 / [3]问界合作模式调整：赛力斯主导全链条，华为赋能 / [4]问界仍属鸿蒙智行五界，但品牌渠道等转由赛力斯主导</w:t>
+      </w:r>
+    </w:p>
+    <w:p>
+      <w:pPr>
+        <w:pStyle w:val="Heading2"/>
+      </w:pPr>
+      <w:r>
+        <w:t>助力国家在功率半导体领域取得领先，香港2027年成立国家制造业创新中心</w:t>
+      </w:r>
+    </w:p>
+    <w:p>
+      <w:r>
+        <w:rPr>
+          <w:color w:val="8A939E"/>
+          <w:sz w:val="18"/>
+        </w:rPr>
+        <w:t>热度 0.719（爆点）· 19 篇 / 3 家媒体 · 综合</w:t>
+      </w:r>
+    </w:p>
+    <w:p>
+      <w:r>
+        <w:rPr>
+          <w:b/>
+          <w:color w:val="16324F"/>
+        </w:rPr>
+        <w:t>事件概述：</w:t>
+      </w:r>
+      <w:r>
+        <w:t>「助力国家在功率半导体领域取得领先，香港2027年成立国家制造业创新中心」由 19 篇报道聚合而成，覆盖 3 家媒体，热度 0.719（爆点），所属板块类目：综合。</w:t>
+      </w:r>
+    </w:p>
+    <w:p>
+      <w:r>
+        <w:rPr>
+          <w:b/>
+          <w:color w:val="16324F"/>
+        </w:rPr>
+        <w:t>关键信息：</w:t>
+      </w:r>
+      <w:r>
+        <w:t>助力国家在功率半导体领域取得领先，香港2027年成立国家制造业创新中心；两部门印发《电子信息制造业发展“十五五”规划》；电子信息制造业发展“十五五”规划出炉！两部门：推动集成电路全链条攻关，发展高性能</w:t>
+      </w:r>
+    </w:p>
+    <w:p>
+      <w:r>
+        <w:rPr>
+          <w:b/>
+          <w:color w:val="16324F"/>
+        </w:rPr>
+        <w:t>市场影响：</w:t>
+      </w:r>
+      <w:r>
+        <w:t>关联板块代码：本簇未携带板块标签。（LLM 不可用，未生成研判，以上为检索与统计事实）</w:t>
+      </w:r>
+    </w:p>
+    <w:p>
+      <w:r>
+        <w:rPr>
+          <w:b/>
+          <w:color w:val="16324F"/>
+        </w:rPr>
+        <w:t>关注要点：</w:t>
+      </w:r>
+      <w:r>
+        <w:t>建议人工复核该事件的后续进展与板块联动。</w:t>
+      </w:r>
+    </w:p>
+    <w:p>
+      <w:r>
+        <w:rPr>
+          <w:color w:val="8A939E"/>
+          <w:sz w:val="17"/>
+        </w:rPr>
+        <w:t>引用：[1]助力国家在功率半导体领域取得领先，香港2027年成立 / [2]两部门印发《电子信息制造业发展“十五五”规划》 / [3]电子信息制造业发展“十五五”规划出炉！两部门：推动集 / [4]两部门：推动光子产业核心环节技术取得突破 支持光子设</w:t>
+      </w:r>
+    </w:p>
+    <w:p>
+      <w:pPr>
+        <w:pStyle w:val="Heading2"/>
+      </w:pPr>
+      <w:r>
+        <w:t>两部门：推进第五代精简指令集（RISC-V）研发与产业化 支持RISC-V芯片在人工智能</w:t>
+      </w:r>
+    </w:p>
+    <w:p>
+      <w:r>
+        <w:rPr>
+          <w:color w:val="8A939E"/>
+          <w:sz w:val="18"/>
+        </w:rPr>
+        <w:t>热度 0.702（爆点）· 18 篇 / 3 家媒体 · 综合</w:t>
+      </w:r>
+    </w:p>
+    <w:p>
+      <w:r>
+        <w:rPr>
+          <w:b/>
+          <w:color w:val="16324F"/>
+        </w:rPr>
+        <w:t>事件概述：</w:t>
+      </w:r>
+      <w:r>
+        <w:t>「两部门：推进第五代精简指令集（RISC-V）研发与产业化 支持RISC-V芯片在人工智能、嵌入式」由 18 篇报道聚合而成，覆盖 3 家媒体，热度 0.702（爆点），所属板块类目：综合。</w:t>
       </w:r>
     </w:p>
     <w:p>
@@ -886,7 +1034,7 @@
           <w:color w:val="8A939E"/>
           <w:sz w:val="17"/>
         </w:rPr>
-        <w:t>引用：[1]两部门：推进第五代精简指令集（RISC-V）研发与产 / [2]两部门：加强端侧大模型、计算芯片、存储芯片、操作系统 / [3]两部门：提升人工智能芯片设计水平 / [4]两部门：加快发展电子设计自动化工具（EDA）和知识产</w:t>
+        <w:t>引用：[1]两部门：推进第五代精简指令集（RISC-V）研发与产 / [2]两部门：加强端侧大模型、计算芯片、存储芯片、操作系统 / [3]两部门：提升人工智能芯片设计水平 / [4]两部门：纵深推进北斗规模化应用 推动北斗从行业应用转</w:t>
       </w:r>
     </w:p>
     <w:p>
@@ -894,7 +1042,7 @@
         <w:pStyle w:val="Heading2"/>
       </w:pPr>
       <w:r>
-        <w:t>结束两个月加量！央行等量续作5000亿元买断式逆回购，有何考量？</w:t>
+        <w:t>科创芯片板块回暖，科创芯片ETF易方达（589130）涨2.07%，AI算力与国产替代共</w:t>
       </w:r>
     </w:p>
     <w:p>
@@ -903,7 +1051,7 @@
           <w:color w:val="8A939E"/>
           <w:sz w:val="18"/>
         </w:rPr>
-        <w:t>热度 0.709（爆点）· 8 篇 / 4 家媒体 · 宏观政策</w:t>
+        <w:t>热度 0.694（爆点）· 27 篇 / 4 家媒体 · 金融市场</w:t>
       </w:r>
     </w:p>
     <w:p>
@@ -915,7 +1063,7 @@
         <w:t>事件概述：</w:t>
       </w:r>
       <w:r>
-        <w:t>「结束两个月加量！央行等量续作5000亿元买断式逆回购，有何考量？」由 8 篇报道聚合而成，覆盖 4 家媒体，热度 0.709（爆点），所属板块类目：宏观政策。</w:t>
+        <w:t>「科创芯片板块回暖，科创芯片ETF易方达（589130）涨2.07%，AI算力与国产替代共振」由 27 篇报道聚合而成，覆盖 4 家媒体，热度 0.694（爆点），所属板块类目：金融市场。</w:t>
       </w:r>
     </w:p>
     <w:p>
@@ -927,7 +1075,7 @@
         <w:t>关键信息：</w:t>
       </w:r>
       <w:r>
-        <w:t>结束两个月加量！央行等量续作5000亿元买断式逆回购，有何考量？；中国央行将等量续作6个月期买断式逆回购；流动性“收长放短”，9月买断式逆回购停止加量</w:t>
+        <w:t>科创芯片板块回暖，科创芯片ETF易方达（589130）涨2.07%，AI算力与国；科创板块逆市走强，科创100增强ETF易方达（588500）涨2.39%，科技成；“十五五”规划明确“提升人工智能芯片设计水平”！20cm的科创芯片设计ETF永赢</w:t>
       </w:r>
     </w:p>
     <w:p>
@@ -939,7 +1087,7 @@
         <w:t>市场影响：</w:t>
       </w:r>
       <w:r>
-        <w:t>关联板块代码：本簇未携带板块标签。（LLM 不可用，未生成研判，以上为检索与统计事实）</w:t>
+        <w:t>关联板块代码：BK0459、BK1134、BK0732、BK0800、BK0877。（LLM 不可用，未生成研判，以上为检索与统计事实）</w:t>
       </w:r>
     </w:p>
     <w:p>
@@ -960,155 +1108,7 @@
           <w:color w:val="8A939E"/>
           <w:sz w:val="17"/>
         </w:rPr>
-        <w:t>引用：[1]结束两个月加量！央行等量续作5000亿元买断式逆回购 / [2]中国央行将等量续作6个月期买断式逆回购 / [3]流动性“收长放短”，9月买断式逆回购停止加量 / [4]央行等量续做6个月期买断式逆回购</w:t>
-      </w:r>
-    </w:p>
-    <w:p>
-      <w:pPr>
-        <w:pStyle w:val="Heading2"/>
-      </w:pPr>
-      <w:r>
-        <w:t>华为放权，问界大调整：产品、营销、销售、服务均由赛力斯主导，华为仅赋能！知情人：以后问界</w:t>
-      </w:r>
-    </w:p>
-    <w:p>
-      <w:r>
-        <w:rPr>
-          <w:color w:val="8A939E"/>
-          <w:sz w:val="18"/>
-        </w:rPr>
-        <w:t>热度 0.708（爆点）· 18 篇 / 2 家媒体 · 综合</w:t>
-      </w:r>
-    </w:p>
-    <w:p>
-      <w:r>
-        <w:rPr>
-          <w:b/>
-          <w:color w:val="16324F"/>
-        </w:rPr>
-        <w:t>事件概述：</w:t>
-      </w:r>
-      <w:r>
-        <w:t>「华为放权，问界大调整：产品、营销、销售、服务均由赛力斯主导，华为仅赋能！知情人：以后问界门店只卖」由 18 篇报道聚合而成，覆盖 2 家媒体，热度 0.708（爆点），所属板块类目：综合。</w:t>
-      </w:r>
-    </w:p>
-    <w:p>
-      <w:r>
-        <w:rPr>
-          <w:b/>
-          <w:color w:val="16324F"/>
-        </w:rPr>
-        <w:t>关键信息：</w:t>
-      </w:r>
-      <w:r>
-        <w:t>华为放权，问界大调整：产品、营销、销售、服务均由赛力斯主导，华为仅赋能！知情人：；问界合作模式调整：赛力斯主导全链条，华为赋能；问界仍属鸿蒙智行五界，但品牌渠道等转由赛力斯主导</w:t>
-      </w:r>
-    </w:p>
-    <w:p>
-      <w:r>
-        <w:rPr>
-          <w:b/>
-          <w:color w:val="16324F"/>
-        </w:rPr>
-        <w:t>市场影响：</w:t>
-      </w:r>
-      <w:r>
-        <w:t>关联板块代码：本簇未携带板块标签。（LLM 不可用，未生成研判，以上为检索与统计事实）</w:t>
-      </w:r>
-    </w:p>
-    <w:p>
-      <w:r>
-        <w:rPr>
-          <w:b/>
-          <w:color w:val="16324F"/>
-        </w:rPr>
-        <w:t>关注要点：</w:t>
-      </w:r>
-      <w:r>
-        <w:t>建议人工复核该事件的后续进展与板块联动。</w:t>
-      </w:r>
-    </w:p>
-    <w:p>
-      <w:r>
-        <w:rPr>
-          <w:color w:val="8A939E"/>
-          <w:sz w:val="17"/>
-        </w:rPr>
-        <w:t>引用：[1]华为放权，问界大调整：产品、营销、销售、服务均由赛力 / [2]问界合作模式调整：赛力斯主导全链条，华为赋能 / [3]问界仍属鸿蒙智行五界，但品牌渠道等转由赛力斯主导 / [4]华为与赛力斯合作模式调整后资源聚焦其余四大品牌</w:t>
-      </w:r>
-    </w:p>
-    <w:p>
-      <w:pPr>
-        <w:pStyle w:val="Heading2"/>
-      </w:pPr>
-      <w:r>
-        <w:t>10年期美债收益率升破5%，美股三大股指全线下挫，纳指跌超200点，国际油价大涨</w:t>
-      </w:r>
-    </w:p>
-    <w:p>
-      <w:r>
-        <w:rPr>
-          <w:color w:val="8A939E"/>
-          <w:sz w:val="18"/>
-        </w:rPr>
-        <w:t>热度 0.679（爆点）· 18 篇 / 2 家媒体 · 宏观政策</w:t>
-      </w:r>
-    </w:p>
-    <w:p>
-      <w:r>
-        <w:rPr>
-          <w:b/>
-          <w:color w:val="16324F"/>
-        </w:rPr>
-        <w:t>事件概述：</w:t>
-      </w:r>
-      <w:r>
-        <w:t>「10年期美债收益率升破5%，美股三大股指全线下挫，纳指跌超200点，国际油价大涨」由 18 篇报道聚合而成，覆盖 2 家媒体，热度 0.679（爆点），所属板块类目：宏观政策。</w:t>
-      </w:r>
-    </w:p>
-    <w:p>
-      <w:r>
-        <w:rPr>
-          <w:b/>
-          <w:color w:val="16324F"/>
-        </w:rPr>
-        <w:t>关键信息：</w:t>
-      </w:r>
-      <w:r>
-        <w:t>10年期美债收益率升破5%，美股三大股指全线下挫，纳指跌超200点，国际油价大涨；10年期美债破5！芯片股光通信重挫，金融板块跳水，恐慌指数VIX飙升8%；盘前：纳指期货跌0.07% 美债收益率持续攀升</w:t>
-      </w:r>
-    </w:p>
-    <w:p>
-      <w:r>
-        <w:rPr>
-          <w:b/>
-          <w:color w:val="16324F"/>
-        </w:rPr>
-        <w:t>市场影响：</w:t>
-      </w:r>
-      <w:r>
-        <w:t>关联板块代码：本簇未携带板块标签。（LLM 不可用，未生成研判，以上为检索与统计事实）</w:t>
-      </w:r>
-    </w:p>
-    <w:p>
-      <w:r>
-        <w:rPr>
-          <w:b/>
-          <w:color w:val="16324F"/>
-        </w:rPr>
-        <w:t>关注要点：</w:t>
-      </w:r>
-      <w:r>
-        <w:t>建议人工复核该事件的后续进展与板块联动。</w:t>
-      </w:r>
-    </w:p>
-    <w:p>
-      <w:r>
-        <w:rPr>
-          <w:color w:val="8A939E"/>
-          <w:sz w:val="17"/>
-        </w:rPr>
-        <w:t>引用：[1]10年期美债收益率升破5%，美股三大股指全线下挫，纳 / [2]10年期美债破5！芯片股光通信重挫，金融板块跳水，恐 / [3]盘前：纳指期货跌0.07% 美债收益率持续攀升 / [4]国际油价涨超2%，金银下挫，美股三大期指集体下跌</w:t>
+        <w:t>引用：[1]科创芯片板块回暖，科创芯片ETF易方达（589130 / [2]科创板块逆市走强，科创100增强ETF易方达（588 / [3]“十五五”规划明确“提升人工智能芯片设计水平”！20 / [4]我国算力基础设施取得应用新进展，科创AIETF博时(</w:t>
       </w:r>
     </w:p>
     <w:p>
@@ -1127,7 +1127,7 @@
         <w:pStyle w:val="ListBullet"/>
       </w:pPr>
       <w:r>
-        <w:t>采集：4 家媒体公开接口，累计入库 2,800 条</w:t>
+        <w:t>采集：6 家媒体公开接口，累计入库 3,147 条</w:t>
       </w:r>
     </w:p>
     <w:p>
@@ -1135,7 +1135,7 @@
         <w:pStyle w:val="ListBullet"/>
       </w:pPr>
       <w:r>
-        <w:t>三层去重：2,600 → 2,310 条（精确110/SimHash6/语义174）</w:t>
+        <w:t>三层去重：2,935 → 2,570 条（精确142/SimHash8/语义215）</w:t>
       </w:r>
     </w:p>
     <w:p>

--- a/output/投研舆情晨报_2026-09-16.docx
+++ b/output/投研舆情晨报_2026-09-16.docx
@@ -19,7 +19,7 @@
           <w:color w:val="8A939E"/>
           <w:sz w:val="18"/>
         </w:rPr>
-        <w:t>覆盖 6 家媒体 · 入库 3,147 条 · 去重后 2,570 条 · 识别热点 65 个</w:t>
+        <w:t>覆盖 6 家媒体 · 入库 3,764 条 · 去重后 2,675 条 · 识别热点 75 个</w:t>
       </w:r>
     </w:p>
     <w:p>
@@ -126,7 +126,7 @@
           </w:tcPr>
           <w:p>
             <w:r>
-              <w:t>0.738</w:t>
+              <w:t>0.817</w:t>
             </w:r>
           </w:p>
         </w:tc>
@@ -146,7 +146,7 @@
           </w:tcPr>
           <w:p>
             <w:r>
-              <w:t>AI与大模型</w:t>
+              <w:t>金融市场</w:t>
             </w:r>
           </w:p>
         </w:tc>
@@ -156,7 +156,7 @@
           </w:tcPr>
           <w:p>
             <w:r>
-              <w:t>9月15日隔夜要闻：欧美股指收跌 油价上涨 10年期美债收益</w:t>
+              <w:t>科创芯片板块回暖，科创芯片ETF易方达（589130）涨2.</w:t>
             </w:r>
           </w:p>
         </w:tc>
@@ -166,7 +166,7 @@
           </w:tcPr>
           <w:p>
             <w:r>
-              <w:t>22/3</w:t>
+              <w:t>29/4</w:t>
             </w:r>
           </w:p>
         </w:tc>
@@ -188,7 +188,69 @@
           </w:tcPr>
           <w:p>
             <w:r>
-              <w:t>0.720</w:t>
+              <w:t>0.730</w:t>
+            </w:r>
+          </w:p>
+        </w:tc>
+        <w:tc>
+          <w:tcPr>
+            <w:tcW w:type="dxa" w:w="1440"/>
+          </w:tcPr>
+          <w:p>
+            <w:r>
+              <w:t>爆点</w:t>
+            </w:r>
+          </w:p>
+        </w:tc>
+        <w:tc>
+          <w:tcPr>
+            <w:tcW w:type="dxa" w:w="1440"/>
+          </w:tcPr>
+          <w:p>
+            <w:r>
+              <w:t>综合</w:t>
+            </w:r>
+          </w:p>
+        </w:tc>
+        <w:tc>
+          <w:tcPr>
+            <w:tcW w:type="dxa" w:w="1440"/>
+          </w:tcPr>
+          <w:p>
+            <w:r>
+              <w:t>助力国家在功率半导体领域取得领先，香港2027年成立国家制造</w:t>
+            </w:r>
+          </w:p>
+        </w:tc>
+        <w:tc>
+          <w:tcPr>
+            <w:tcW w:type="dxa" w:w="1440"/>
+          </w:tcPr>
+          <w:p>
+            <w:r>
+              <w:t>23/3</w:t>
+            </w:r>
+          </w:p>
+        </w:tc>
+      </w:tr>
+      <w:tr>
+        <w:tc>
+          <w:tcPr>
+            <w:tcW w:type="dxa" w:w="1440"/>
+          </w:tcPr>
+          <w:p>
+            <w:r>
+              <w:t>3</w:t>
+            </w:r>
+          </w:p>
+        </w:tc>
+        <w:tc>
+          <w:tcPr>
+            <w:tcW w:type="dxa" w:w="1440"/>
+          </w:tcPr>
+          <w:p>
+            <w:r>
+              <w:t>0.701</w:t>
             </w:r>
           </w:p>
         </w:tc>
@@ -240,68 +302,6 @@
           </w:tcPr>
           <w:p>
             <w:r>
-              <w:t>3</w:t>
-            </w:r>
-          </w:p>
-        </w:tc>
-        <w:tc>
-          <w:tcPr>
-            <w:tcW w:type="dxa" w:w="1440"/>
-          </w:tcPr>
-          <w:p>
-            <w:r>
-              <w:t>0.719</w:t>
-            </w:r>
-          </w:p>
-        </w:tc>
-        <w:tc>
-          <w:tcPr>
-            <w:tcW w:type="dxa" w:w="1440"/>
-          </w:tcPr>
-          <w:p>
-            <w:r>
-              <w:t>爆点</w:t>
-            </w:r>
-          </w:p>
-        </w:tc>
-        <w:tc>
-          <w:tcPr>
-            <w:tcW w:type="dxa" w:w="1440"/>
-          </w:tcPr>
-          <w:p>
-            <w:r>
-              <w:t>综合</w:t>
-            </w:r>
-          </w:p>
-        </w:tc>
-        <w:tc>
-          <w:tcPr>
-            <w:tcW w:type="dxa" w:w="1440"/>
-          </w:tcPr>
-          <w:p>
-            <w:r>
-              <w:t>助力国家在功率半导体领域取得领先，香港2027年成立国家制造</w:t>
-            </w:r>
-          </w:p>
-        </w:tc>
-        <w:tc>
-          <w:tcPr>
-            <w:tcW w:type="dxa" w:w="1440"/>
-          </w:tcPr>
-          <w:p>
-            <w:r>
-              <w:t>19/3</w:t>
-            </w:r>
-          </w:p>
-        </w:tc>
-      </w:tr>
-      <w:tr>
-        <w:tc>
-          <w:tcPr>
-            <w:tcW w:type="dxa" w:w="1440"/>
-          </w:tcPr>
-          <w:p>
-            <w:r>
               <w:t>4</w:t>
             </w:r>
           </w:p>
@@ -312,7 +312,7 @@
           </w:tcPr>
           <w:p>
             <w:r>
-              <w:t>0.702</w:t>
+              <w:t>0.684</w:t>
             </w:r>
           </w:p>
         </w:tc>
@@ -374,7 +374,7 @@
           </w:tcPr>
           <w:p>
             <w:r>
-              <w:t>0.694</w:t>
+              <w:t>0.667</w:t>
             </w:r>
           </w:p>
         </w:tc>
@@ -394,7 +394,7 @@
           </w:tcPr>
           <w:p>
             <w:r>
-              <w:t>金融市场</w:t>
+              <w:t>半导体</w:t>
             </w:r>
           </w:p>
         </w:tc>
@@ -404,7 +404,7 @@
           </w:tcPr>
           <w:p>
             <w:r>
-              <w:t>科创芯片板块回暖，科创芯片ETF易方达（589130）涨2.</w:t>
+              <w:t>9月15日隔夜要闻：欧美股指收跌 油价上涨 10年期美债收益</w:t>
             </w:r>
           </w:p>
         </w:tc>
@@ -414,7 +414,7 @@
           </w:tcPr>
           <w:p>
             <w:r>
-              <w:t>27/4</w:t>
+              <w:t>17/3</w:t>
             </w:r>
           </w:p>
         </w:tc>
@@ -436,7 +436,7 @@
           </w:tcPr>
           <w:p>
             <w:r>
-              <w:t>0.648</w:t>
+              <w:t>0.652</w:t>
             </w:r>
           </w:p>
         </w:tc>
@@ -466,7 +466,7 @@
           </w:tcPr>
           <w:p>
             <w:r>
-              <w:t>结束两个月加量！央行等量续作5000亿元买断式逆回购，有何考</w:t>
+              <w:t>新产业新动能加快培育 新技术新产品迭代升级 前8个月经济运行</w:t>
             </w:r>
           </w:p>
         </w:tc>
@@ -476,7 +476,7 @@
           </w:tcPr>
           <w:p>
             <w:r>
-              <w:t>8/4</w:t>
+              <w:t>12/3</w:t>
             </w:r>
           </w:p>
         </w:tc>
@@ -498,7 +498,7 @@
           </w:tcPr>
           <w:p>
             <w:r>
-              <w:t>0.637</w:t>
+              <w:t>0.625</w:t>
             </w:r>
           </w:p>
         </w:tc>
@@ -508,7 +508,7 @@
           </w:tcPr>
           <w:p>
             <w:r>
-              <w:t>高热</w:t>
+              <w:t>爆点</w:t>
             </w:r>
           </w:p>
         </w:tc>
@@ -560,7 +560,69 @@
           </w:tcPr>
           <w:p>
             <w:r>
-              <w:t>0.603</w:t>
+              <w:t>0.606</w:t>
+            </w:r>
+          </w:p>
+        </w:tc>
+        <w:tc>
+          <w:tcPr>
+            <w:tcW w:type="dxa" w:w="1440"/>
+          </w:tcPr>
+          <w:p>
+            <w:r>
+              <w:t>高热</w:t>
+            </w:r>
+          </w:p>
+        </w:tc>
+        <w:tc>
+          <w:tcPr>
+            <w:tcW w:type="dxa" w:w="1440"/>
+          </w:tcPr>
+          <w:p>
+            <w:r>
+              <w:t>宏观政策</w:t>
+            </w:r>
+          </w:p>
+        </w:tc>
+        <w:tc>
+          <w:tcPr>
+            <w:tcW w:type="dxa" w:w="1440"/>
+          </w:tcPr>
+          <w:p>
+            <w:r>
+              <w:t>央行今日开展1100亿元人民币7天期逆回购操作</w:t>
+            </w:r>
+          </w:p>
+        </w:tc>
+        <w:tc>
+          <w:tcPr>
+            <w:tcW w:type="dxa" w:w="1440"/>
+          </w:tcPr>
+          <w:p>
+            <w:r>
+              <w:t>7/4</w:t>
+            </w:r>
+          </w:p>
+        </w:tc>
+      </w:tr>
+      <w:tr>
+        <w:tc>
+          <w:tcPr>
+            <w:tcW w:type="dxa" w:w="1440"/>
+          </w:tcPr>
+          <w:p>
+            <w:r>
+              <w:t>9</w:t>
+            </w:r>
+          </w:p>
+        </w:tc>
+        <w:tc>
+          <w:tcPr>
+            <w:tcW w:type="dxa" w:w="1440"/>
+          </w:tcPr>
+          <w:p>
+            <w:r>
+              <w:t>0.591</w:t>
             </w:r>
           </w:p>
         </w:tc>
@@ -612,68 +674,6 @@
           </w:tcPr>
           <w:p>
             <w:r>
-              <w:t>9</w:t>
-            </w:r>
-          </w:p>
-        </w:tc>
-        <w:tc>
-          <w:tcPr>
-            <w:tcW w:type="dxa" w:w="1440"/>
-          </w:tcPr>
-          <w:p>
-            <w:r>
-              <w:t>0.590</w:t>
-            </w:r>
-          </w:p>
-        </w:tc>
-        <w:tc>
-          <w:tcPr>
-            <w:tcW w:type="dxa" w:w="1440"/>
-          </w:tcPr>
-          <w:p>
-            <w:r>
-              <w:t>高热</w:t>
-            </w:r>
-          </w:p>
-        </w:tc>
-        <w:tc>
-          <w:tcPr>
-            <w:tcW w:type="dxa" w:w="1440"/>
-          </w:tcPr>
-          <w:p>
-            <w:r>
-              <w:t>大宗与能化</w:t>
-            </w:r>
-          </w:p>
-        </w:tc>
-        <w:tc>
-          <w:tcPr>
-            <w:tcW w:type="dxa" w:w="1440"/>
-          </w:tcPr>
-          <w:p>
-            <w:r>
-              <w:t>夜盘期货开盘，沪银跌近3%，沪锡、沪金、玻璃跌超2%，沪锌、</w:t>
-            </w:r>
-          </w:p>
-        </w:tc>
-        <w:tc>
-          <w:tcPr>
-            <w:tcW w:type="dxa" w:w="1440"/>
-          </w:tcPr>
-          <w:p>
-            <w:r>
-              <w:t>7/3</w:t>
-            </w:r>
-          </w:p>
-        </w:tc>
-      </w:tr>
-      <w:tr>
-        <w:tc>
-          <w:tcPr>
-            <w:tcW w:type="dxa" w:w="1440"/>
-          </w:tcPr>
-          <w:p>
-            <w:r>
               <w:t>10</w:t>
             </w:r>
           </w:p>
@@ -684,7 +684,7 @@
           </w:tcPr>
           <w:p>
             <w:r>
-              <w:t>0.588</w:t>
+              <w:t>0.582</w:t>
             </w:r>
           </w:p>
         </w:tc>
@@ -714,7 +714,7 @@
           </w:tcPr>
           <w:p>
             <w:r>
-              <w:t>深夜，广汽集团公布停牌原因！拟并购标的为“整车企业”部分股权</w:t>
+              <w:t>平陆运河通航在即 多条江海联运、跨国航运新航线完成首航筹备</w:t>
             </w:r>
           </w:p>
         </w:tc>
@@ -724,7 +724,7 @@
           </w:tcPr>
           <w:p>
             <w:r>
-              <w:t>9/3</w:t>
+              <w:t>13/2</w:t>
             </w:r>
           </w:p>
         </w:tc>
@@ -746,7 +746,7 @@
         <w:pStyle w:val="Heading2"/>
       </w:pPr>
       <w:r>
-        <w:t>9月15日隔夜要闻：欧美股指收跌 油价上涨 10年期美债收益率突破5% 华尔街大行股价重</w:t>
+        <w:t>科创芯片板块回暖，科创芯片ETF易方达（589130）涨2.07%，AI算力与国产替代共</w:t>
       </w:r>
     </w:p>
     <w:p>
@@ -755,7 +755,7 @@
           <w:color w:val="8A939E"/>
           <w:sz w:val="18"/>
         </w:rPr>
-        <w:t>热度 0.738（爆点）· 22 篇 / 3 家媒体 · AI与大模型</w:t>
+        <w:t>热度 0.817（爆点）· 29 篇 / 4 家媒体 · 金融市场</w:t>
       </w:r>
     </w:p>
     <w:p>
@@ -767,7 +767,7 @@
         <w:t>事件概述：</w:t>
       </w:r>
       <w:r>
-        <w:t>「9月15日隔夜要闻：欧美股指收跌 油价上涨 10年期美债收益率突破5% 华尔街大行股价重挫」由 22 篇报道聚合而成，覆盖 3 家媒体，热度 0.738（爆点），所属板块类目：AI与大模型。</w:t>
+        <w:t>「科创芯片板块回暖，科创芯片ETF易方达（589130）涨2.07%，AI算力与国产替代共振」由 29 篇报道聚合而成，覆盖 4 家媒体，热度 0.817（爆点），所属板块类目：金融市场。</w:t>
       </w:r>
     </w:p>
     <w:p>
@@ -779,7 +779,7 @@
         <w:t>关键信息：</w:t>
       </w:r>
       <w:r>
-        <w:t>9月15日隔夜要闻：欧美股指收跌 油价上涨 10年期美债收益率突破5% 华尔街大；9月16日隔夜要闻：美股三大指数收跌 沙特供应风险推升油价 金价震荡 市场关注联；10年期美债收益率升破5%，美股三大股指全线下挫，纳指跌超200点，国际油价大涨</w:t>
+        <w:t>科创芯片板块回暖，科创芯片ETF易方达（589130）涨2.07%，AI算力与国；科创板块逆市走强，科创100增强ETF易方达（588500）涨2.39%，科技成；“十五五”规划明确“提升人工智能芯片设计水平”！20cm的科创芯片设计ETF永赢</w:t>
       </w:r>
     </w:p>
     <w:p>
@@ -791,7 +791,7 @@
         <w:t>市场影响：</w:t>
       </w:r>
       <w:r>
-        <w:t>关联板块代码：BK1036、BK0459。（LLM 不可用，未生成研判，以上为检索与统计事实）</w:t>
+        <w:t>关联板块代码：BK0459、BK1134、BK0732、BK0800、BK0877。（LLM 不可用，未生成研判，以上为检索与统计事实）</w:t>
       </w:r>
     </w:p>
     <w:p>
@@ -812,7 +812,81 @@
           <w:color w:val="8A939E"/>
           <w:sz w:val="17"/>
         </w:rPr>
-        <w:t>引用：[1]9月15日隔夜要闻：欧美股指收跌 油价上涨 10年期 / [2]9月16日隔夜要闻：美股三大指数收跌 沙特供应风险推 / [3]10年期美债收益率升破5%，美股三大股指全线下挫，纳 / [4]9月16日美股收盘：三大指数收跌 油价回升 10年期</w:t>
+        <w:t>引用：[1]科创芯片板块回暖，科创芯片ETF易方达（589130 / [2]科创板块逆市走强，科创100增强ETF易方达（588 / [3]“十五五”规划明确“提升人工智能芯片设计水平”！20 / [4]我国算力基础设施取得应用新进展，科创AIETF博时(</w:t>
+      </w:r>
+    </w:p>
+    <w:p>
+      <w:pPr>
+        <w:pStyle w:val="Heading2"/>
+      </w:pPr>
+      <w:r>
+        <w:t>助力国家在功率半导体领域取得领先，香港2027年成立国家制造业创新中心</w:t>
+      </w:r>
+    </w:p>
+    <w:p>
+      <w:r>
+        <w:rPr>
+          <w:color w:val="8A939E"/>
+          <w:sz w:val="18"/>
+        </w:rPr>
+        <w:t>热度 0.730（爆点）· 23 篇 / 3 家媒体 · 综合</w:t>
+      </w:r>
+    </w:p>
+    <w:p>
+      <w:r>
+        <w:rPr>
+          <w:b/>
+          <w:color w:val="16324F"/>
+        </w:rPr>
+        <w:t>事件概述：</w:t>
+      </w:r>
+      <w:r>
+        <w:t>「助力国家在功率半导体领域取得领先，香港2027年成立国家制造业创新中心」由 23 篇报道聚合而成，覆盖 3 家媒体，热度 0.73（爆点），所属板块类目：综合。</w:t>
+      </w:r>
+    </w:p>
+    <w:p>
+      <w:r>
+        <w:rPr>
+          <w:b/>
+          <w:color w:val="16324F"/>
+        </w:rPr>
+        <w:t>关键信息：</w:t>
+      </w:r>
+      <w:r>
+        <w:t>助力国家在功率半导体领域取得领先，香港2027年成立国家制造业创新中心；两部门印发《电子信息制造业发展“十五五”规划》；李家超：香港首份五年规划深度对接国家战略 依托国家后盾把握最大机遇</w:t>
+      </w:r>
+    </w:p>
+    <w:p>
+      <w:r>
+        <w:rPr>
+          <w:b/>
+          <w:color w:val="16324F"/>
+        </w:rPr>
+        <w:t>市场影响：</w:t>
+      </w:r>
+      <w:r>
+        <w:t>关联板块代码：本簇未携带板块标签。（LLM 不可用，未生成研判，以上为检索与统计事实）</w:t>
+      </w:r>
+    </w:p>
+    <w:p>
+      <w:r>
+        <w:rPr>
+          <w:b/>
+          <w:color w:val="16324F"/>
+        </w:rPr>
+        <w:t>关注要点：</w:t>
+      </w:r>
+      <w:r>
+        <w:t>建议人工复核该事件的后续进展与板块联动。</w:t>
+      </w:r>
+    </w:p>
+    <w:p>
+      <w:r>
+        <w:rPr>
+          <w:color w:val="8A939E"/>
+          <w:sz w:val="17"/>
+        </w:rPr>
+        <w:t>引用：[1]助力国家在功率半导体领域取得领先，香港2027年成立 / [2]两部门印发《电子信息制造业发展“十五五”规划》 / [3]李家超：香港首份五年规划深度对接国家战略 依托国家后 / [4]电子信息制造业发展“十五五”规划出炉！两部门：推动集</w:t>
       </w:r>
     </w:p>
     <w:p>
@@ -829,7 +903,7 @@
           <w:color w:val="8A939E"/>
           <w:sz w:val="18"/>
         </w:rPr>
-        <w:t>热度 0.720（爆点）· 20 篇 / 3 家媒体 · 综合</w:t>
+        <w:t>热度 0.701（爆点）· 20 篇 / 3 家媒体 · 综合</w:t>
       </w:r>
     </w:p>
     <w:p>
@@ -841,7 +915,7 @@
         <w:t>事件概述：</w:t>
       </w:r>
       <w:r>
-        <w:t>「华为放权，问界大调整：产品、营销、销售、服务均由赛力斯主导，华为仅赋能！知情人：以后问界门店只卖」由 20 篇报道聚合而成，覆盖 3 家媒体，热度 0.72（爆点），所属板块类目：综合。</w:t>
+        <w:t>「华为放权，问界大调整：产品、营销、销售、服务均由赛力斯主导，华为仅赋能！知情人：以后问界门店只卖」由 20 篇报道聚合而成，覆盖 3 家媒体，热度 0.701（爆点），所属板块类目：综合。</w:t>
       </w:r>
     </w:p>
     <w:p>
@@ -894,7 +968,7 @@
         <w:pStyle w:val="Heading2"/>
       </w:pPr>
       <w:r>
-        <w:t>助力国家在功率半导体领域取得领先，香港2027年成立国家制造业创新中心</w:t>
+        <w:t>两部门：推进第五代精简指令集（RISC-V）研发与产业化 支持RISC-V芯片在人工智能</w:t>
       </w:r>
     </w:p>
     <w:p>
@@ -903,7 +977,7 @@
           <w:color w:val="8A939E"/>
           <w:sz w:val="18"/>
         </w:rPr>
-        <w:t>热度 0.719（爆点）· 19 篇 / 3 家媒体 · 综合</w:t>
+        <w:t>热度 0.684（爆点）· 18 篇 / 3 家媒体 · 综合</w:t>
       </w:r>
     </w:p>
     <w:p>
@@ -915,81 +989,7 @@
         <w:t>事件概述：</w:t>
       </w:r>
       <w:r>
-        <w:t>「助力国家在功率半导体领域取得领先，香港2027年成立国家制造业创新中心」由 19 篇报道聚合而成，覆盖 3 家媒体，热度 0.719（爆点），所属板块类目：综合。</w:t>
-      </w:r>
-    </w:p>
-    <w:p>
-      <w:r>
-        <w:rPr>
-          <w:b/>
-          <w:color w:val="16324F"/>
-        </w:rPr>
-        <w:t>关键信息：</w:t>
-      </w:r>
-      <w:r>
-        <w:t>助力国家在功率半导体领域取得领先，香港2027年成立国家制造业创新中心；两部门印发《电子信息制造业发展“十五五”规划》；电子信息制造业发展“十五五”规划出炉！两部门：推动集成电路全链条攻关，发展高性能</w:t>
-      </w:r>
-    </w:p>
-    <w:p>
-      <w:r>
-        <w:rPr>
-          <w:b/>
-          <w:color w:val="16324F"/>
-        </w:rPr>
-        <w:t>市场影响：</w:t>
-      </w:r>
-      <w:r>
-        <w:t>关联板块代码：本簇未携带板块标签。（LLM 不可用，未生成研判，以上为检索与统计事实）</w:t>
-      </w:r>
-    </w:p>
-    <w:p>
-      <w:r>
-        <w:rPr>
-          <w:b/>
-          <w:color w:val="16324F"/>
-        </w:rPr>
-        <w:t>关注要点：</w:t>
-      </w:r>
-      <w:r>
-        <w:t>建议人工复核该事件的后续进展与板块联动。</w:t>
-      </w:r>
-    </w:p>
-    <w:p>
-      <w:r>
-        <w:rPr>
-          <w:color w:val="8A939E"/>
-          <w:sz w:val="17"/>
-        </w:rPr>
-        <w:t>引用：[1]助力国家在功率半导体领域取得领先，香港2027年成立 / [2]两部门印发《电子信息制造业发展“十五五”规划》 / [3]电子信息制造业发展“十五五”规划出炉！两部门：推动集 / [4]两部门：推动光子产业核心环节技术取得突破 支持光子设</w:t>
-      </w:r>
-    </w:p>
-    <w:p>
-      <w:pPr>
-        <w:pStyle w:val="Heading2"/>
-      </w:pPr>
-      <w:r>
-        <w:t>两部门：推进第五代精简指令集（RISC-V）研发与产业化 支持RISC-V芯片在人工智能</w:t>
-      </w:r>
-    </w:p>
-    <w:p>
-      <w:r>
-        <w:rPr>
-          <w:color w:val="8A939E"/>
-          <w:sz w:val="18"/>
-        </w:rPr>
-        <w:t>热度 0.702（爆点）· 18 篇 / 3 家媒体 · 综合</w:t>
-      </w:r>
-    </w:p>
-    <w:p>
-      <w:r>
-        <w:rPr>
-          <w:b/>
-          <w:color w:val="16324F"/>
-        </w:rPr>
-        <w:t>事件概述：</w:t>
-      </w:r>
-      <w:r>
-        <w:t>「两部门：推进第五代精简指令集（RISC-V）研发与产业化 支持RISC-V芯片在人工智能、嵌入式」由 18 篇报道聚合而成，覆盖 3 家媒体，热度 0.702（爆点），所属板块类目：综合。</w:t>
+        <w:t>「两部门：推进第五代精简指令集（RISC-V）研发与产业化 支持RISC-V芯片在人工智能、嵌入式」由 18 篇报道聚合而成，覆盖 3 家媒体，热度 0.684（爆点），所属板块类目：综合。</w:t>
       </w:r>
     </w:p>
     <w:p>
@@ -1042,7 +1042,7 @@
         <w:pStyle w:val="Heading2"/>
       </w:pPr>
       <w:r>
-        <w:t>科创芯片板块回暖，科创芯片ETF易方达（589130）涨2.07%，AI算力与国产替代共</w:t>
+        <w:t>9月15日隔夜要闻：欧美股指收跌 油价上涨 10年期美债收益率突破5% 华尔街大行股价重</w:t>
       </w:r>
     </w:p>
     <w:p>
@@ -1051,7 +1051,7 @@
           <w:color w:val="8A939E"/>
           <w:sz w:val="18"/>
         </w:rPr>
-        <w:t>热度 0.694（爆点）· 27 篇 / 4 家媒体 · 金融市场</w:t>
+        <w:t>热度 0.667（爆点）· 17 篇 / 3 家媒体 · 半导体</w:t>
       </w:r>
     </w:p>
     <w:p>
@@ -1063,7 +1063,7 @@
         <w:t>事件概述：</w:t>
       </w:r>
       <w:r>
-        <w:t>「科创芯片板块回暖，科创芯片ETF易方达（589130）涨2.07%，AI算力与国产替代共振」由 27 篇报道聚合而成，覆盖 4 家媒体，热度 0.694（爆点），所属板块类目：金融市场。</w:t>
+        <w:t>「9月15日隔夜要闻：欧美股指收跌 油价上涨 10年期美债收益率突破5% 华尔街大行股价重挫」由 17 篇报道聚合而成，覆盖 3 家媒体，热度 0.667（爆点），所属板块类目：半导体。</w:t>
       </w:r>
     </w:p>
     <w:p>
@@ -1075,7 +1075,7 @@
         <w:t>关键信息：</w:t>
       </w:r>
       <w:r>
-        <w:t>科创芯片板块回暖，科创芯片ETF易方达（589130）涨2.07%，AI算力与国；科创板块逆市走强，科创100增强ETF易方达（588500）涨2.39%，科技成；“十五五”规划明确“提升人工智能芯片设计水平”！20cm的科创芯片设计ETF永赢</w:t>
+        <w:t>9月15日隔夜要闻：欧美股指收跌 油价上涨 10年期美债收益率突破5% 华尔街大；9月16日隔夜要闻：美股三大指数收跌 沙特供应风险推升油价 金价震荡 市场关注联；10年期美债收益率升破5%，美股三大股指全线下挫，纳指跌超200点，国际油价大涨</w:t>
       </w:r>
     </w:p>
     <w:p>
@@ -1087,7 +1087,7 @@
         <w:t>市场影响：</w:t>
       </w:r>
       <w:r>
-        <w:t>关联板块代码：BK0459、BK1134、BK0732、BK0800、BK0877。（LLM 不可用，未生成研判，以上为检索与统计事实）</w:t>
+        <w:t>关联板块代码：BK1036、BK0459。（LLM 不可用，未生成研判，以上为检索与统计事实）</w:t>
       </w:r>
     </w:p>
     <w:p>
@@ -1108,7 +1108,7 @@
           <w:color w:val="8A939E"/>
           <w:sz w:val="17"/>
         </w:rPr>
-        <w:t>引用：[1]科创芯片板块回暖，科创芯片ETF易方达（589130 / [2]科创板块逆市走强，科创100增强ETF易方达（588 / [3]“十五五”规划明确“提升人工智能芯片设计水平”！20 / [4]我国算力基础设施取得应用新进展，科创AIETF博时(</w:t>
+        <w:t>引用：[1]9月15日隔夜要闻：欧美股指收跌 油价上涨 10年期 / [2]9月16日隔夜要闻：美股三大指数收跌 沙特供应风险推 / [3]10年期美债收益率升破5%，美股三大股指全线下挫，纳 / [4]9月16日美股收盘：三大指数收跌 油价回升 10年期</w:t>
       </w:r>
     </w:p>
     <w:p>
@@ -1127,7 +1127,7 @@
         <w:pStyle w:val="ListBullet"/>
       </w:pPr>
       <w:r>
-        <w:t>采集：6 家媒体公开接口，累计入库 3,147 条</w:t>
+        <w:t>采集：6 家媒体公开接口，累计入库 3,764 条</w:t>
       </w:r>
     </w:p>
     <w:p>
@@ -1135,7 +1135,7 @@
         <w:pStyle w:val="ListBullet"/>
       </w:pPr>
       <w:r>
-        <w:t>三层去重：2,935 → 2,570 条（精确142/SimHash8/语义215）</w:t>
+        <w:t>三层去重：3,088 → 2,675 条（精确173/SimHash10/语义230）</w:t>
       </w:r>
     </w:p>
     <w:p>
